--- a/documentação/tela da cozinha.docx
+++ b/documentação/tela da cozinha.docx
@@ -1,46 +1,86 @@
 
 <file path=word/document.xml><?xml version="1.0" encoding="utf-8"?>
-<w:document xmlns:wpc="http://schemas.microsoft.com/office/word/2010/wordprocessingCanvas" xmlns:mc="http://schemas.openxmlformats.org/markup-compatibility/2006" xmlns:o="urn:schemas-microsoft-com:office:office" xmlns:r="http://schemas.openxmlformats.org/officeDocument/2006/relationships" xmlns:m="http://schemas.openxmlformats.org/officeDocument/2006/math" xmlns:v="urn:schemas-microsoft-com:vml" xmlns:wp14="http://schemas.microsoft.com/office/word/2010/wordprocessingDrawing" xmlns:wp="http://schemas.openxmlformats.org/drawingml/2006/wordprocessingDrawing" xmlns:w10="urn:schemas-microsoft-com:office:word" xmlns:w="http://schemas.openxmlformats.org/wordprocessingml/2006/main" xmlns:w14="http://schemas.microsoft.com/office/word/2010/wordml" xmlns:w15="http://schemas.microsoft.com/office/word/2012/wordml" xmlns:wpg="http://schemas.microsoft.com/office/word/2010/wordprocessingGroup" xmlns:wpi="http://schemas.microsoft.com/office/word/2010/wordprocessingInk" xmlns:wne="http://schemas.microsoft.com/office/word/2006/wordml" xmlns:wps="http://schemas.microsoft.com/office/word/2010/wordprocessingShape" xmlns:w16se="http://schemas.microsoft.com/office/word/2015/wordml/symex" xmlns:w16cid="http://schemas.microsoft.com/office/word/2016/wordml/cid" xmlns:w16="http://schemas.microsoft.com/office/word/2018/wordml" xmlns:w16cex="http://schemas.microsoft.com/office/word/2018/wordml/cex" xmlns:w16sdtdh="http://schemas.microsoft.com/office/word/2020/wordml/sdtdatahash" xmlns:w16sdtfl="http://schemas.microsoft.com/office/word/2024/wordml/sdtformatlock" xmlns:a="http://schemas.openxmlformats.org/drawingml/2006/main" xmlns:pic="http://schemas.openxmlformats.org/drawingml/2006/picture" xmlns:a14="http://schemas.microsoft.com/office/drawing/2010/main" mc:Ignorable="w14 w15 wp14 w16se w16cid w16 w16cex w16sdtdh w16sdtfl">
+<w:document xmlns:wpc="http://schemas.microsoft.com/office/word/2010/wordprocessingCanvas" xmlns:cx="http://schemas.microsoft.com/office/drawing/2014/chartex" xmlns:cx1="http://schemas.microsoft.com/office/drawing/2015/9/8/chartex" xmlns:cx2="http://schemas.microsoft.com/office/drawing/2015/10/21/chartex" xmlns:cx3="http://schemas.microsoft.com/office/drawing/2016/5/9/chartex" xmlns:cx4="http://schemas.microsoft.com/office/drawing/2016/5/10/chartex" xmlns:cx5="http://schemas.microsoft.com/office/drawing/2016/5/11/chartex" xmlns:cx6="http://schemas.microsoft.com/office/drawing/2016/5/12/chartex" xmlns:cx7="http://schemas.microsoft.com/office/drawing/2016/5/13/chartex" xmlns:cx8="http://schemas.microsoft.com/office/drawing/2016/5/14/chartex" xmlns:mc="http://schemas.openxmlformats.org/markup-compatibility/2006" xmlns:aink="http://schemas.microsoft.com/office/drawing/2016/ink" xmlns:am3d="http://schemas.microsoft.com/office/drawing/2017/model3d" xmlns:o="urn:schemas-microsoft-com:office:office" xmlns:oel="http://schemas.microsoft.com/office/2019/extlst" xmlns:r="http://schemas.openxmlformats.org/officeDocument/2006/relationships" xmlns:m="http://schemas.openxmlformats.org/officeDocument/2006/math" xmlns:v="urn:schemas-microsoft-com:vml" xmlns:wp14="http://schemas.microsoft.com/office/word/2010/wordprocessingDrawing" xmlns:wp="http://schemas.openxmlformats.org/drawingml/2006/wordprocessingDrawing" xmlns:w10="urn:schemas-microsoft-com:office:word" xmlns:w="http://schemas.openxmlformats.org/wordprocessingml/2006/main" xmlns:w14="http://schemas.microsoft.com/office/word/2010/wordml" xmlns:w15="http://schemas.microsoft.com/office/word/2012/wordml" xmlns:w16cex="http://schemas.microsoft.com/office/word/2018/wordml/cex" xmlns:w16cid="http://schemas.microsoft.com/office/word/2016/wordml/cid" xmlns:w16="http://schemas.microsoft.com/office/word/2018/wordml" xmlns:w16du="http://schemas.microsoft.com/office/word/2023/wordml/word16du" xmlns:w16sdtdh="http://schemas.microsoft.com/office/word/2020/wordml/sdtdatahash" xmlns:w16sdtfl="http://schemas.microsoft.com/office/word/2024/wordml/sdtformatlock" xmlns:w16se="http://schemas.microsoft.com/office/word/2015/wordml/symex" xmlns:wpg="http://schemas.microsoft.com/office/word/2010/wordprocessingGroup" xmlns:wpi="http://schemas.microsoft.com/office/word/2010/wordprocessingInk" xmlns:wne="http://schemas.microsoft.com/office/word/2006/wordml" xmlns:wps="http://schemas.microsoft.com/office/word/2010/wordprocessingShape" mc:Ignorable="w14 w15 w16se w16cid w16 w16cex w16sdtdh w16sdtfl w16du wp14">
   <w:body>
-    <w:p xmlns:wp14="http://schemas.microsoft.com/office/word/2010/wordml" wp14:paraId="1E207724" wp14:textId="6612570B">
-      <w:r>
-        <w:rPr/>
+    <w:p>
+      <w:r>
         <w:t>Tela da cozinha para receber os pedidos que serão produzidos</w:t>
       </w:r>
     </w:p>
-    <w:p/>
-    <w:p/>
-    <w:p/>
-    <w:p/>
-    <w:p/>
-    <w:p>
-      <w:r>
-        <w:rPr/>
-        <w:t>Tela do forms</w:t>
-      </w:r>
-    </w:p>
     <w:p>
       <w:r>
         <w:drawing>
-          <wp:inline wp14:editId="37DBAC56" wp14:anchorId="06EAF895">
+          <wp:inline distT="0" distB="0" distL="0" distR="0" wp14:anchorId="626319FD" wp14:editId="26993A6A">
+            <wp:extent cx="5731510" cy="3742055"/>
+            <wp:effectExtent l="0" t="0" r="2540" b="0"/>
+            <wp:docPr id="2052818033" name="Imagem 1" descr="Tabela&#10;&#10;O conteúdo gerado por IA pode estar incorreto."/>
+            <wp:cNvGraphicFramePr>
+              <a:graphicFrameLocks xmlns:a="http://schemas.openxmlformats.org/drawingml/2006/main" noChangeAspect="1"/>
+            </wp:cNvGraphicFramePr>
+            <a:graphic xmlns:a="http://schemas.openxmlformats.org/drawingml/2006/main">
+              <a:graphicData uri="http://schemas.openxmlformats.org/drawingml/2006/picture">
+                <pic:pic xmlns:pic="http://schemas.openxmlformats.org/drawingml/2006/picture">
+                  <pic:nvPicPr>
+                    <pic:cNvPr id="2052818033" name="Imagem 1" descr="Tabela&#10;&#10;O conteúdo gerado por IA pode estar incorreto."/>
+                    <pic:cNvPicPr/>
+                  </pic:nvPicPr>
+                  <pic:blipFill>
+                    <a:blip r:embed="rId4"/>
+                    <a:stretch>
+                      <a:fillRect/>
+                    </a:stretch>
+                  </pic:blipFill>
+                  <pic:spPr>
+                    <a:xfrm>
+                      <a:off x="0" y="0"/>
+                      <a:ext cx="5731510" cy="3742055"/>
+                    </a:xfrm>
+                    <a:prstGeom prst="rect">
+                      <a:avLst/>
+                    </a:prstGeom>
+                  </pic:spPr>
+                </pic:pic>
+              </a:graphicData>
+            </a:graphic>
+          </wp:inline>
+        </w:drawing>
+      </w:r>
+    </w:p>
+    <w:p>
+      <w:r>
+        <w:t xml:space="preserve">Tela do </w:t>
+      </w:r>
+      <w:proofErr w:type="spellStart"/>
+      <w:r>
+        <w:t>forms</w:t>
+      </w:r>
+      <w:proofErr w:type="spellEnd"/>
+    </w:p>
+    <w:p>
+      <w:r>
+        <w:rPr>
+          <w:noProof/>
+        </w:rPr>
+        <w:drawing>
+          <wp:inline distT="0" distB="0" distL="0" distR="0" wp14:anchorId="06EAF895" wp14:editId="37DBAC56">
             <wp:extent cx="5724524" cy="3486150"/>
             <wp:effectExtent l="0" t="0" r="0" b="0"/>
-            <wp:docPr id="1245574120" name="" title=""/>
+            <wp:docPr id="1245574120" name="Imagem 1245574120"/>
             <wp:cNvGraphicFramePr>
-              <a:graphicFrameLocks noChangeAspect="1"/>
+              <a:graphicFrameLocks xmlns:a="http://schemas.openxmlformats.org/drawingml/2006/main" noChangeAspect="1"/>
             </wp:cNvGraphicFramePr>
-            <a:graphic>
+            <a:graphic xmlns:a="http://schemas.openxmlformats.org/drawingml/2006/main">
               <a:graphicData uri="http://schemas.openxmlformats.org/drawingml/2006/picture">
-                <pic:pic>
+                <pic:pic xmlns:pic="http://schemas.openxmlformats.org/drawingml/2006/picture">
                   <pic:nvPicPr>
                     <pic:cNvPr id="0" name=""/>
                     <pic:cNvPicPr/>
                   </pic:nvPicPr>
                   <pic:blipFill>
-                    <a:blip r:embed="R69fb5a4f8a22454b">
+                    <a:blip r:embed="rId5">
                       <a:extLst>
-                        <a:ext xmlns:a="http://schemas.openxmlformats.org/drawingml/2006/main" uri="{28A0092B-C50C-407E-A947-70E740481C1C}">
-                          <a14:useLocalDpi val="0"/>
+                        <a:ext uri="{28A0092B-C50C-407E-A947-70E740481C1C}">
+                          <a14:useLocalDpi xmlns:a14="http://schemas.microsoft.com/office/drawing/2010/main" val="0"/>
                         </a:ext>
                       </a:extLst>
                     </a:blip>
@@ -66,40 +106,35 @@
     </w:p>
     <w:p>
       <w:r>
-        <w:rPr/>
-        <w:t xml:space="preserve">Configurar a biblioteca e as </w:t>
-      </w:r>
-      <w:r>
-        <w:rPr/>
-        <w:t>variáveis</w:t>
-      </w:r>
-      <w:r>
-        <w:rPr/>
-        <w:t xml:space="preserve"> globais</w:t>
-      </w:r>
-    </w:p>
-    <w:p>
-      <w:r>
+        <w:t>Configurar a biblioteca e as variáveis globais</w:t>
+      </w:r>
+    </w:p>
+    <w:p>
+      <w:r>
+        <w:rPr>
+          <w:noProof/>
+        </w:rPr>
+        <w:lastRenderedPageBreak/>
         <w:drawing>
-          <wp:inline wp14:editId="40795B66" wp14:anchorId="21F4615F">
+          <wp:inline distT="0" distB="0" distL="0" distR="0" wp14:anchorId="21F4615F" wp14:editId="40795B66">
             <wp:extent cx="5724524" cy="2324100"/>
             <wp:effectExtent l="0" t="0" r="0" b="0"/>
-            <wp:docPr id="750421202" name="" title=""/>
+            <wp:docPr id="750421202" name="Imagem 750421202"/>
             <wp:cNvGraphicFramePr>
-              <a:graphicFrameLocks noChangeAspect="1"/>
+              <a:graphicFrameLocks xmlns:a="http://schemas.openxmlformats.org/drawingml/2006/main" noChangeAspect="1"/>
             </wp:cNvGraphicFramePr>
-            <a:graphic>
+            <a:graphic xmlns:a="http://schemas.openxmlformats.org/drawingml/2006/main">
               <a:graphicData uri="http://schemas.openxmlformats.org/drawingml/2006/picture">
-                <pic:pic>
+                <pic:pic xmlns:pic="http://schemas.openxmlformats.org/drawingml/2006/picture">
                   <pic:nvPicPr>
                     <pic:cNvPr id="0" name=""/>
                     <pic:cNvPicPr/>
                   </pic:nvPicPr>
                   <pic:blipFill>
-                    <a:blip r:embed="Rdbf25c6551de4d42">
+                    <a:blip r:embed="rId6">
                       <a:extLst>
-                        <a:ext xmlns:a="http://schemas.openxmlformats.org/drawingml/2006/main" uri="{28A0092B-C50C-407E-A947-70E740481C1C}">
-                          <a14:useLocalDpi val="0"/>
+                        <a:ext uri="{28A0092B-C50C-407E-A947-70E740481C1C}">
+                          <a14:useLocalDpi xmlns:a14="http://schemas.microsoft.com/office/drawing/2010/main" val="0"/>
                         </a:ext>
                       </a:extLst>
                     </a:blip>
@@ -125,32 +160,34 @@
     </w:p>
     <w:p>
       <w:r>
-        <w:rPr/>
         <w:t>Configurar o construtor da classe</w:t>
       </w:r>
     </w:p>
     <w:p>
       <w:r>
+        <w:rPr>
+          <w:noProof/>
+        </w:rPr>
         <w:drawing>
-          <wp:inline wp14:editId="2AB22C6A" wp14:anchorId="463B0CDC">
+          <wp:inline distT="0" distB="0" distL="0" distR="0" wp14:anchorId="463B0CDC" wp14:editId="14529492">
             <wp:extent cx="5724524" cy="2847975"/>
             <wp:effectExtent l="0" t="0" r="0" b="0"/>
-            <wp:docPr id="1635287169" name="" title=""/>
+            <wp:docPr id="1635287169" name="Imagem 1635287169"/>
             <wp:cNvGraphicFramePr>
-              <a:graphicFrameLocks noChangeAspect="1"/>
+              <a:graphicFrameLocks xmlns:a="http://schemas.openxmlformats.org/drawingml/2006/main" noChangeAspect="1"/>
             </wp:cNvGraphicFramePr>
-            <a:graphic>
+            <a:graphic xmlns:a="http://schemas.openxmlformats.org/drawingml/2006/main">
               <a:graphicData uri="http://schemas.openxmlformats.org/drawingml/2006/picture">
-                <pic:pic>
+                <pic:pic xmlns:pic="http://schemas.openxmlformats.org/drawingml/2006/picture">
                   <pic:nvPicPr>
                     <pic:cNvPr id="0" name=""/>
                     <pic:cNvPicPr/>
                   </pic:nvPicPr>
                   <pic:blipFill>
-                    <a:blip r:embed="Re2c4f544ed0e4a65">
+                    <a:blip r:embed="rId7" cstate="print">
                       <a:extLst>
-                        <a:ext xmlns:a="http://schemas.openxmlformats.org/drawingml/2006/main" uri="{28A0092B-C50C-407E-A947-70E740481C1C}">
-                          <a14:useLocalDpi val="0"/>
+                        <a:ext uri="{28A0092B-C50C-407E-A947-70E740481C1C}">
+                          <a14:useLocalDpi xmlns:a14="http://schemas.microsoft.com/office/drawing/2010/main" val="0"/>
                         </a:ext>
                       </a:extLst>
                     </a:blip>
@@ -175,37 +212,40 @@
       </w:r>
     </w:p>
     <w:p>
-      <w:r>
-        <w:rPr/>
+      <w:proofErr w:type="spellStart"/>
+      <w:r>
         <w:t>Metódo</w:t>
       </w:r>
-      <w:r>
-        <w:rPr/>
+      <w:proofErr w:type="spellEnd"/>
+      <w:r>
         <w:t xml:space="preserve"> para Carregamento de pedidos</w:t>
       </w:r>
     </w:p>
     <w:p>
       <w:r>
+        <w:rPr>
+          <w:noProof/>
+        </w:rPr>
         <w:drawing>
-          <wp:inline wp14:editId="670A7FBD" wp14:anchorId="043D5380">
+          <wp:inline distT="0" distB="0" distL="0" distR="0" wp14:anchorId="043D5380" wp14:editId="1EF0BB6A">
             <wp:extent cx="5724524" cy="2714625"/>
             <wp:effectExtent l="0" t="0" r="0" b="0"/>
-            <wp:docPr id="756022388" name="" title=""/>
+            <wp:docPr id="756022388" name="Imagem 756022388"/>
             <wp:cNvGraphicFramePr>
-              <a:graphicFrameLocks noChangeAspect="1"/>
+              <a:graphicFrameLocks xmlns:a="http://schemas.openxmlformats.org/drawingml/2006/main" noChangeAspect="1"/>
             </wp:cNvGraphicFramePr>
-            <a:graphic>
+            <a:graphic xmlns:a="http://schemas.openxmlformats.org/drawingml/2006/main">
               <a:graphicData uri="http://schemas.openxmlformats.org/drawingml/2006/picture">
-                <pic:pic>
+                <pic:pic xmlns:pic="http://schemas.openxmlformats.org/drawingml/2006/picture">
                   <pic:nvPicPr>
                     <pic:cNvPr id="0" name=""/>
                     <pic:cNvPicPr/>
                   </pic:nvPicPr>
                   <pic:blipFill>
-                    <a:blip r:embed="R7bc9fd12301b4e10">
+                    <a:blip r:embed="rId8" cstate="print">
                       <a:extLst>
-                        <a:ext xmlns:a="http://schemas.openxmlformats.org/drawingml/2006/main" uri="{28A0092B-C50C-407E-A947-70E740481C1C}">
-                          <a14:useLocalDpi val="0"/>
+                        <a:ext uri="{28A0092B-C50C-407E-A947-70E740481C1C}">
+                          <a14:useLocalDpi xmlns:a14="http://schemas.microsoft.com/office/drawing/2010/main" val="0"/>
                         </a:ext>
                       </a:extLst>
                     </a:blip>
@@ -231,26 +271,30 @@
     </w:p>
     <w:p>
       <w:r>
+        <w:rPr>
+          <w:noProof/>
+        </w:rPr>
+        <w:lastRenderedPageBreak/>
         <w:drawing>
-          <wp:inline wp14:editId="2D20B183" wp14:anchorId="0059E69B">
+          <wp:inline distT="0" distB="0" distL="0" distR="0" wp14:anchorId="0059E69B" wp14:editId="2D20B183">
             <wp:extent cx="5724524" cy="419100"/>
             <wp:effectExtent l="0" t="0" r="0" b="0"/>
-            <wp:docPr id="1820373937" name="" title=""/>
+            <wp:docPr id="1820373937" name="Imagem 1820373937"/>
             <wp:cNvGraphicFramePr>
-              <a:graphicFrameLocks noChangeAspect="1"/>
+              <a:graphicFrameLocks xmlns:a="http://schemas.openxmlformats.org/drawingml/2006/main" noChangeAspect="1"/>
             </wp:cNvGraphicFramePr>
-            <a:graphic>
+            <a:graphic xmlns:a="http://schemas.openxmlformats.org/drawingml/2006/main">
               <a:graphicData uri="http://schemas.openxmlformats.org/drawingml/2006/picture">
-                <pic:pic>
+                <pic:pic xmlns:pic="http://schemas.openxmlformats.org/drawingml/2006/picture">
                   <pic:nvPicPr>
                     <pic:cNvPr id="0" name=""/>
                     <pic:cNvPicPr/>
                   </pic:nvPicPr>
                   <pic:blipFill>
-                    <a:blip r:embed="R448a72faaf204017">
+                    <a:blip r:embed="rId9">
                       <a:extLst>
-                        <a:ext xmlns:a="http://schemas.openxmlformats.org/drawingml/2006/main" uri="{28A0092B-C50C-407E-A947-70E740481C1C}">
-                          <a14:useLocalDpi val="0"/>
+                        <a:ext uri="{28A0092B-C50C-407E-A947-70E740481C1C}">
+                          <a14:useLocalDpi xmlns:a14="http://schemas.microsoft.com/office/drawing/2010/main" val="0"/>
                         </a:ext>
                       </a:extLst>
                     </a:blip>
@@ -274,36 +318,37 @@
         </w:drawing>
       </w:r>
       <w:r>
-        <w:rPr/>
         <w:t>Programar os bot</w:t>
       </w:r>
       <w:r>
-        <w:rPr/>
         <w:t>ões</w:t>
       </w:r>
     </w:p>
     <w:p>
       <w:r>
+        <w:rPr>
+          <w:noProof/>
+        </w:rPr>
         <w:drawing>
-          <wp:inline wp14:editId="4BAAB9C4" wp14:anchorId="6FC6FAAC">
+          <wp:inline distT="0" distB="0" distL="0" distR="0" wp14:anchorId="6FC6FAAC" wp14:editId="4BAAB9C4">
             <wp:extent cx="5724524" cy="2105025"/>
             <wp:effectExtent l="0" t="0" r="0" b="0"/>
-            <wp:docPr id="1828513543" name="" title=""/>
+            <wp:docPr id="1828513543" name="Imagem 1828513543"/>
             <wp:cNvGraphicFramePr>
-              <a:graphicFrameLocks noChangeAspect="1"/>
+              <a:graphicFrameLocks xmlns:a="http://schemas.openxmlformats.org/drawingml/2006/main" noChangeAspect="1"/>
             </wp:cNvGraphicFramePr>
-            <a:graphic>
+            <a:graphic xmlns:a="http://schemas.openxmlformats.org/drawingml/2006/main">
               <a:graphicData uri="http://schemas.openxmlformats.org/drawingml/2006/picture">
-                <pic:pic>
+                <pic:pic xmlns:pic="http://schemas.openxmlformats.org/drawingml/2006/picture">
                   <pic:nvPicPr>
                     <pic:cNvPr id="0" name=""/>
                     <pic:cNvPicPr/>
                   </pic:nvPicPr>
                   <pic:blipFill>
-                    <a:blip r:embed="R4feb40607bdb4524">
+                    <a:blip r:embed="rId10">
                       <a:extLst>
-                        <a:ext xmlns:a="http://schemas.openxmlformats.org/drawingml/2006/main" uri="{28A0092B-C50C-407E-A947-70E740481C1C}">
-                          <a14:useLocalDpi val="0"/>
+                        <a:ext uri="{28A0092B-C50C-407E-A947-70E740481C1C}">
+                          <a14:useLocalDpi xmlns:a14="http://schemas.microsoft.com/office/drawing/2010/main" val="0"/>
                         </a:ext>
                       </a:extLst>
                     </a:blip>
@@ -327,26 +372,29 @@
         </w:drawing>
       </w:r>
       <w:r>
+        <w:rPr>
+          <w:noProof/>
+        </w:rPr>
         <w:drawing>
-          <wp:inline wp14:editId="6B21A0D1" wp14:anchorId="0F44F42E">
+          <wp:inline distT="0" distB="0" distL="0" distR="0" wp14:anchorId="0F44F42E" wp14:editId="6B21A0D1">
             <wp:extent cx="5724524" cy="2667000"/>
             <wp:effectExtent l="0" t="0" r="0" b="0"/>
-            <wp:docPr id="39531817" name="" title=""/>
+            <wp:docPr id="39531817" name="Imagem 39531817"/>
             <wp:cNvGraphicFramePr>
-              <a:graphicFrameLocks noChangeAspect="1"/>
+              <a:graphicFrameLocks xmlns:a="http://schemas.openxmlformats.org/drawingml/2006/main" noChangeAspect="1"/>
             </wp:cNvGraphicFramePr>
-            <a:graphic>
+            <a:graphic xmlns:a="http://schemas.openxmlformats.org/drawingml/2006/main">
               <a:graphicData uri="http://schemas.openxmlformats.org/drawingml/2006/picture">
-                <pic:pic>
+                <pic:pic xmlns:pic="http://schemas.openxmlformats.org/drawingml/2006/picture">
                   <pic:nvPicPr>
                     <pic:cNvPr id="0" name=""/>
                     <pic:cNvPicPr/>
                   </pic:nvPicPr>
                   <pic:blipFill>
-                    <a:blip r:embed="R5e13cc4da52f4c75">
+                    <a:blip r:embed="rId11">
                       <a:extLst>
-                        <a:ext xmlns:a="http://schemas.openxmlformats.org/drawingml/2006/main" uri="{28A0092B-C50C-407E-A947-70E740481C1C}">
-                          <a14:useLocalDpi val="0"/>
+                        <a:ext uri="{28A0092B-C50C-407E-A947-70E740481C1C}">
+                          <a14:useLocalDpi xmlns:a14="http://schemas.microsoft.com/office/drawing/2010/main" val="0"/>
                         </a:ext>
                       </a:extLst>
                     </a:blip>
@@ -372,32 +420,35 @@
     </w:p>
     <w:p>
       <w:r>
-        <w:rPr/>
         <w:t>Mudar o status do pedido</w:t>
       </w:r>
     </w:p>
     <w:p>
       <w:r>
+        <w:rPr>
+          <w:noProof/>
+        </w:rPr>
+        <w:lastRenderedPageBreak/>
         <w:drawing>
-          <wp:inline wp14:editId="3946037D" wp14:anchorId="001F4277">
+          <wp:inline distT="0" distB="0" distL="0" distR="0" wp14:anchorId="001F4277" wp14:editId="71E951B7">
             <wp:extent cx="5724524" cy="2933700"/>
             <wp:effectExtent l="0" t="0" r="0" b="0"/>
-            <wp:docPr id="1016381736" name="" title=""/>
+            <wp:docPr id="1016381736" name="Imagem 1016381736"/>
             <wp:cNvGraphicFramePr>
-              <a:graphicFrameLocks noChangeAspect="1"/>
+              <a:graphicFrameLocks xmlns:a="http://schemas.openxmlformats.org/drawingml/2006/main" noChangeAspect="1"/>
             </wp:cNvGraphicFramePr>
-            <a:graphic>
+            <a:graphic xmlns:a="http://schemas.openxmlformats.org/drawingml/2006/main">
               <a:graphicData uri="http://schemas.openxmlformats.org/drawingml/2006/picture">
-                <pic:pic>
+                <pic:pic xmlns:pic="http://schemas.openxmlformats.org/drawingml/2006/picture">
                   <pic:nvPicPr>
                     <pic:cNvPr id="0" name=""/>
                     <pic:cNvPicPr/>
                   </pic:nvPicPr>
                   <pic:blipFill>
-                    <a:blip r:embed="R14649d7194694f1d">
+                    <a:blip r:embed="rId12" cstate="print">
                       <a:extLst>
-                        <a:ext xmlns:a="http://schemas.openxmlformats.org/drawingml/2006/main" uri="{28A0092B-C50C-407E-A947-70E740481C1C}">
-                          <a14:useLocalDpi val="0"/>
+                        <a:ext uri="{28A0092B-C50C-407E-A947-70E740481C1C}">
+                          <a14:useLocalDpi xmlns:a14="http://schemas.microsoft.com/office/drawing/2010/main" val="0"/>
                         </a:ext>
                       </a:extLst>
                     </a:blip>
@@ -423,32 +474,34 @@
     </w:p>
     <w:p>
       <w:r>
-        <w:rPr/>
         <w:t>Carregar as informações do pedido selecionado para cozinha fazer</w:t>
       </w:r>
     </w:p>
     <w:p>
       <w:r>
+        <w:rPr>
+          <w:noProof/>
+        </w:rPr>
         <w:drawing>
-          <wp:inline wp14:editId="3F3F5D6C" wp14:anchorId="32AF5073">
+          <wp:inline distT="0" distB="0" distL="0" distR="0" wp14:anchorId="32AF5073" wp14:editId="78947214">
             <wp:extent cx="5724524" cy="2514600"/>
             <wp:effectExtent l="0" t="0" r="0" b="0"/>
-            <wp:docPr id="392680119" name="" title=""/>
+            <wp:docPr id="392680119" name="Imagem 392680119"/>
             <wp:cNvGraphicFramePr>
-              <a:graphicFrameLocks noChangeAspect="1"/>
+              <a:graphicFrameLocks xmlns:a="http://schemas.openxmlformats.org/drawingml/2006/main" noChangeAspect="1"/>
             </wp:cNvGraphicFramePr>
-            <a:graphic>
+            <a:graphic xmlns:a="http://schemas.openxmlformats.org/drawingml/2006/main">
               <a:graphicData uri="http://schemas.openxmlformats.org/drawingml/2006/picture">
-                <pic:pic>
+                <pic:pic xmlns:pic="http://schemas.openxmlformats.org/drawingml/2006/picture">
                   <pic:nvPicPr>
                     <pic:cNvPr id="0" name=""/>
                     <pic:cNvPicPr/>
                   </pic:nvPicPr>
                   <pic:blipFill>
-                    <a:blip r:embed="R27e91bffc6dc4aa3">
+                    <a:blip r:embed="rId13" cstate="print">
                       <a:extLst>
-                        <a:ext xmlns:a="http://schemas.openxmlformats.org/drawingml/2006/main" uri="{28A0092B-C50C-407E-A947-70E740481C1C}">
-                          <a14:useLocalDpi val="0"/>
+                        <a:ext uri="{28A0092B-C50C-407E-A947-70E740481C1C}">
+                          <a14:useLocalDpi xmlns:a14="http://schemas.microsoft.com/office/drawing/2010/main" val="0"/>
                         </a:ext>
                       </a:extLst>
                     </a:blip>
@@ -474,40 +527,35 @@
     </w:p>
     <w:p>
       <w:r>
-        <w:rPr/>
-        <w:t xml:space="preserve">Formatar as linhas da </w:t>
-      </w:r>
-      <w:r>
-        <w:rPr/>
-        <w:t>célula</w:t>
-      </w:r>
-      <w:r>
-        <w:rPr/>
-        <w:t xml:space="preserve"> conforme o status do chamado</w:t>
-      </w:r>
-    </w:p>
-    <w:p>
-      <w:r>
+        <w:t>Formatar as linhas da célula conforme o status do chamado</w:t>
+      </w:r>
+    </w:p>
+    <w:p>
+      <w:r>
+        <w:rPr>
+          <w:noProof/>
+        </w:rPr>
+        <w:lastRenderedPageBreak/>
         <w:drawing>
-          <wp:inline wp14:editId="136CAA38" wp14:anchorId="68298BD7">
+          <wp:inline distT="0" distB="0" distL="0" distR="0" wp14:anchorId="68298BD7" wp14:editId="136CAA38">
             <wp:extent cx="5724524" cy="3895725"/>
             <wp:effectExtent l="0" t="0" r="0" b="0"/>
-            <wp:docPr id="2140313620" name="" title=""/>
+            <wp:docPr id="2140313620" name="Imagem 2140313620"/>
             <wp:cNvGraphicFramePr>
-              <a:graphicFrameLocks noChangeAspect="1"/>
+              <a:graphicFrameLocks xmlns:a="http://schemas.openxmlformats.org/drawingml/2006/main" noChangeAspect="1"/>
             </wp:cNvGraphicFramePr>
-            <a:graphic>
+            <a:graphic xmlns:a="http://schemas.openxmlformats.org/drawingml/2006/main">
               <a:graphicData uri="http://schemas.openxmlformats.org/drawingml/2006/picture">
-                <pic:pic>
+                <pic:pic xmlns:pic="http://schemas.openxmlformats.org/drawingml/2006/picture">
                   <pic:nvPicPr>
                     <pic:cNvPr id="0" name=""/>
                     <pic:cNvPicPr/>
                   </pic:nvPicPr>
                   <pic:blipFill>
-                    <a:blip r:embed="R070368050b0b4733">
+                    <a:blip r:embed="rId14">
                       <a:extLst>
-                        <a:ext xmlns:a="http://schemas.openxmlformats.org/drawingml/2006/main" uri="{28A0092B-C50C-407E-A947-70E740481C1C}">
-                          <a14:useLocalDpi val="0"/>
+                        <a:ext uri="{28A0092B-C50C-407E-A947-70E740481C1C}">
+                          <a14:useLocalDpi xmlns:a14="http://schemas.microsoft.com/office/drawing/2010/main" val="0"/>
                         </a:ext>
                       </a:extLst>
                     </a:blip>
@@ -531,8 +579,9 @@
         </w:drawing>
       </w:r>
     </w:p>
+    <w:p/>
     <w:sectPr>
-      <w:pgSz w:w="11906" w:h="16838" w:orient="portrait"/>
+      <w:pgSz w:w="11906" w:h="16838"/>
       <w:pgMar w:top="1440" w:right="1440" w:bottom="1440" w:left="1440" w:header="720" w:footer="720" w:gutter="0"/>
       <w:cols w:space="720"/>
       <w:docGrid w:linePitch="360"/>
@@ -542,11 +591,11 @@
 </file>
 
 <file path=word/styles.xml><?xml version="1.0" encoding="utf-8"?>
-<w:styles xmlns:wp14="http://schemas.microsoft.com/office/word/2010/wordprocessingDrawing" xmlns:mc="http://schemas.openxmlformats.org/markup-compatibility/2006" xmlns:r="http://schemas.openxmlformats.org/officeDocument/2006/relationships" xmlns:w="http://schemas.openxmlformats.org/wordprocessingml/2006/main" xmlns:w14="http://schemas.microsoft.com/office/word/2010/wordml" xmlns:w15="http://schemas.microsoft.com/office/word/2012/wordml" xmlns:w16se="http://schemas.microsoft.com/office/word/2015/wordml/symex" xmlns:w16cid="http://schemas.microsoft.com/office/word/2016/wordml/cid" xmlns:w16="http://schemas.microsoft.com/office/word/2018/wordml" xmlns:w16cex="http://schemas.microsoft.com/office/word/2018/wordml/cex" xmlns:w16sdtdh="http://schemas.microsoft.com/office/word/2020/wordml/sdtdatahash" xmlns:w16sdtfl="http://schemas.microsoft.com/office/word/2024/wordml/sdtformatlock" mc:Ignorable="w14 w15 wp14 w16se w16cid w16 w16cex w16sdtdh w16sdtfl">
+<w:styles xmlns:mc="http://schemas.openxmlformats.org/markup-compatibility/2006" xmlns:r="http://schemas.openxmlformats.org/officeDocument/2006/relationships" xmlns:w="http://schemas.openxmlformats.org/wordprocessingml/2006/main" xmlns:w14="http://schemas.microsoft.com/office/word/2010/wordml" xmlns:w15="http://schemas.microsoft.com/office/word/2012/wordml" xmlns:w16cex="http://schemas.microsoft.com/office/word/2018/wordml/cex" xmlns:w16cid="http://schemas.microsoft.com/office/word/2016/wordml/cid" xmlns:w16="http://schemas.microsoft.com/office/word/2018/wordml" xmlns:w16du="http://schemas.microsoft.com/office/word/2023/wordml/word16du" xmlns:w16sdtdh="http://schemas.microsoft.com/office/word/2020/wordml/sdtdatahash" xmlns:w16sdtfl="http://schemas.microsoft.com/office/word/2024/wordml/sdtformatlock" xmlns:w16se="http://schemas.microsoft.com/office/word/2015/wordml/symex" mc:Ignorable="w14 w15 w16se w16cid w16 w16cex w16sdtdh w16sdtfl w16du">
   <w:docDefaults>
     <w:rPrDefault>
       <w:rPr>
-        <w:rFonts w:asciiTheme="minorHAnsi" w:hAnsiTheme="minorHAnsi" w:eastAsiaTheme="minorHAnsi" w:cstheme="minorBidi"/>
+        <w:rFonts w:asciiTheme="minorHAnsi" w:eastAsiaTheme="minorHAnsi" w:hAnsiTheme="minorHAnsi" w:cstheme="minorBidi"/>
         <w:sz w:val="24"/>
         <w:szCs w:val="24"/>
         <w:lang w:val="pt-BR" w:eastAsia="en-US" w:bidi="ar-SA"/>
@@ -558,17 +607,17 @@
       </w:pPr>
     </w:pPrDefault>
   </w:docDefaults>
-  <w:latentStyles w:defLockedState="0" w:defUIPriority="99" w:defSemiHidden="0" w:defUnhideWhenUsed="0" w:defQFormat="0" w:count="371">
+  <w:latentStyles w:defLockedState="0" w:defUIPriority="99" w:defSemiHidden="0" w:defUnhideWhenUsed="0" w:defQFormat="0" w:count="376">
     <w:lsdException w:name="Normal" w:uiPriority="0" w:qFormat="1"/>
     <w:lsdException w:name="heading 1" w:uiPriority="9" w:qFormat="1"/>
-    <w:lsdException w:name="heading 2" w:uiPriority="9" w:semiHidden="1" w:unhideWhenUsed="1" w:qFormat="1"/>
-    <w:lsdException w:name="heading 3" w:uiPriority="9" w:semiHidden="1" w:unhideWhenUsed="1" w:qFormat="1"/>
-    <w:lsdException w:name="heading 4" w:uiPriority="9" w:semiHidden="1" w:unhideWhenUsed="1" w:qFormat="1"/>
-    <w:lsdException w:name="heading 5" w:uiPriority="9" w:semiHidden="1" w:unhideWhenUsed="1" w:qFormat="1"/>
-    <w:lsdException w:name="heading 6" w:uiPriority="9" w:semiHidden="1" w:unhideWhenUsed="1" w:qFormat="1"/>
-    <w:lsdException w:name="heading 7" w:uiPriority="9" w:semiHidden="1" w:unhideWhenUsed="1" w:qFormat="1"/>
-    <w:lsdException w:name="heading 8" w:uiPriority="9" w:semiHidden="1" w:unhideWhenUsed="1" w:qFormat="1"/>
-    <w:lsdException w:name="heading 9" w:uiPriority="9" w:semiHidden="1" w:unhideWhenUsed="1" w:qFormat="1"/>
+    <w:lsdException w:name="heading 2" w:semiHidden="1" w:uiPriority="9" w:unhideWhenUsed="1" w:qFormat="1"/>
+    <w:lsdException w:name="heading 3" w:semiHidden="1" w:uiPriority="9" w:unhideWhenUsed="1" w:qFormat="1"/>
+    <w:lsdException w:name="heading 4" w:semiHidden="1" w:uiPriority="9" w:unhideWhenUsed="1" w:qFormat="1"/>
+    <w:lsdException w:name="heading 5" w:semiHidden="1" w:uiPriority="9" w:unhideWhenUsed="1" w:qFormat="1"/>
+    <w:lsdException w:name="heading 6" w:semiHidden="1" w:uiPriority="9" w:unhideWhenUsed="1" w:qFormat="1"/>
+    <w:lsdException w:name="heading 7" w:semiHidden="1" w:uiPriority="9" w:unhideWhenUsed="1" w:qFormat="1"/>
+    <w:lsdException w:name="heading 8" w:semiHidden="1" w:uiPriority="9" w:unhideWhenUsed="1" w:qFormat="1"/>
+    <w:lsdException w:name="heading 9" w:semiHidden="1" w:uiPriority="9" w:unhideWhenUsed="1" w:qFormat="1"/>
     <w:lsdException w:name="index 1" w:semiHidden="1" w:unhideWhenUsed="1"/>
     <w:lsdException w:name="index 2" w:semiHidden="1" w:unhideWhenUsed="1"/>
     <w:lsdException w:name="index 3" w:semiHidden="1" w:unhideWhenUsed="1"/>
@@ -578,22 +627,22 @@
     <w:lsdException w:name="index 7" w:semiHidden="1" w:unhideWhenUsed="1"/>
     <w:lsdException w:name="index 8" w:semiHidden="1" w:unhideWhenUsed="1"/>
     <w:lsdException w:name="index 9" w:semiHidden="1" w:unhideWhenUsed="1"/>
-    <w:lsdException w:name="toc 1" w:uiPriority="39" w:semiHidden="1" w:unhideWhenUsed="1"/>
-    <w:lsdException w:name="toc 2" w:uiPriority="39" w:semiHidden="1" w:unhideWhenUsed="1"/>
-    <w:lsdException w:name="toc 3" w:uiPriority="39" w:semiHidden="1" w:unhideWhenUsed="1"/>
-    <w:lsdException w:name="toc 4" w:uiPriority="39" w:semiHidden="1" w:unhideWhenUsed="1"/>
-    <w:lsdException w:name="toc 5" w:uiPriority="39" w:semiHidden="1" w:unhideWhenUsed="1"/>
-    <w:lsdException w:name="toc 6" w:uiPriority="39" w:semiHidden="1" w:unhideWhenUsed="1"/>
-    <w:lsdException w:name="toc 7" w:uiPriority="39" w:semiHidden="1" w:unhideWhenUsed="1"/>
-    <w:lsdException w:name="toc 8" w:uiPriority="39" w:semiHidden="1" w:unhideWhenUsed="1"/>
-    <w:lsdException w:name="toc 9" w:uiPriority="39" w:semiHidden="1" w:unhideWhenUsed="1"/>
+    <w:lsdException w:name="toc 1" w:semiHidden="1" w:uiPriority="39" w:unhideWhenUsed="1"/>
+    <w:lsdException w:name="toc 2" w:semiHidden="1" w:uiPriority="39" w:unhideWhenUsed="1"/>
+    <w:lsdException w:name="toc 3" w:semiHidden="1" w:uiPriority="39" w:unhideWhenUsed="1"/>
+    <w:lsdException w:name="toc 4" w:semiHidden="1" w:uiPriority="39" w:unhideWhenUsed="1"/>
+    <w:lsdException w:name="toc 5" w:semiHidden="1" w:uiPriority="39" w:unhideWhenUsed="1"/>
+    <w:lsdException w:name="toc 6" w:semiHidden="1" w:uiPriority="39" w:unhideWhenUsed="1"/>
+    <w:lsdException w:name="toc 7" w:semiHidden="1" w:uiPriority="39" w:unhideWhenUsed="1"/>
+    <w:lsdException w:name="toc 8" w:semiHidden="1" w:uiPriority="39" w:unhideWhenUsed="1"/>
+    <w:lsdException w:name="toc 9" w:semiHidden="1" w:uiPriority="39" w:unhideWhenUsed="1"/>
     <w:lsdException w:name="Normal Indent" w:semiHidden="1" w:unhideWhenUsed="1"/>
     <w:lsdException w:name="footnote text" w:semiHidden="1" w:unhideWhenUsed="1"/>
     <w:lsdException w:name="annotation text" w:semiHidden="1" w:unhideWhenUsed="1"/>
     <w:lsdException w:name="header" w:semiHidden="1" w:unhideWhenUsed="1"/>
     <w:lsdException w:name="footer" w:semiHidden="1" w:unhideWhenUsed="1"/>
     <w:lsdException w:name="index heading" w:semiHidden="1" w:unhideWhenUsed="1"/>
-    <w:lsdException w:name="caption" w:uiPriority="35" w:semiHidden="1" w:unhideWhenUsed="1" w:qFormat="1"/>
+    <w:lsdException w:name="caption" w:semiHidden="1" w:uiPriority="35" w:unhideWhenUsed="1" w:qFormat="1"/>
     <w:lsdException w:name="table of figures" w:semiHidden="1" w:unhideWhenUsed="1"/>
     <w:lsdException w:name="envelope address" w:semiHidden="1" w:unhideWhenUsed="1"/>
     <w:lsdException w:name="envelope return" w:semiHidden="1" w:unhideWhenUsed="1"/>
@@ -624,7 +673,7 @@
     <w:lsdException w:name="Title" w:uiPriority="10" w:qFormat="1"/>
     <w:lsdException w:name="Closing" w:semiHidden="1" w:unhideWhenUsed="1"/>
     <w:lsdException w:name="Signature" w:semiHidden="1" w:unhideWhenUsed="1"/>
-    <w:lsdException w:name="Default Paragraph Font" w:uiPriority="1" w:semiHidden="1" w:unhideWhenUsed="1"/>
+    <w:lsdException w:name="Default Paragraph Font" w:semiHidden="1" w:uiPriority="1" w:unhideWhenUsed="1"/>
     <w:lsdException w:name="Body Text" w:semiHidden="1" w:unhideWhenUsed="1"/>
     <w:lsdException w:name="Body Text Indent" w:semiHidden="1" w:unhideWhenUsed="1"/>
     <w:lsdException w:name="List Continue" w:semiHidden="1" w:unhideWhenUsed="1"/>
@@ -824,8 +873,8 @@
     <w:lsdException w:name="Subtle Reference" w:uiPriority="31" w:qFormat="1"/>
     <w:lsdException w:name="Intense Reference" w:uiPriority="32" w:qFormat="1"/>
     <w:lsdException w:name="Book Title" w:uiPriority="33" w:qFormat="1"/>
-    <w:lsdException w:name="Bibliography" w:uiPriority="37" w:semiHidden="1" w:unhideWhenUsed="1"/>
-    <w:lsdException w:name="TOC Heading" w:uiPriority="39" w:semiHidden="1" w:unhideWhenUsed="1" w:qFormat="1"/>
+    <w:lsdException w:name="Bibliography" w:semiHidden="1" w:uiPriority="37" w:unhideWhenUsed="1"/>
+    <w:lsdException w:name="TOC Heading" w:semiHidden="1" w:uiPriority="39" w:unhideWhenUsed="1" w:qFormat="1"/>
     <w:lsdException w:name="Plain Table 1" w:uiPriority="41"/>
     <w:lsdException w:name="Plain Table 2" w:uiPriority="42"/>
     <w:lsdException w:name="Plain Table 3" w:uiPriority="43"/>
@@ -930,18 +979,23 @@
     <w:lsdException w:name="List Table 5 Dark Accent 6" w:uiPriority="50"/>
     <w:lsdException w:name="List Table 6 Colorful Accent 6" w:uiPriority="51"/>
     <w:lsdException w:name="List Table 7 Colorful Accent 6" w:uiPriority="52"/>
+    <w:lsdException w:name="Mention" w:semiHidden="1" w:unhideWhenUsed="1"/>
+    <w:lsdException w:name="Smart Hyperlink" w:semiHidden="1" w:unhideWhenUsed="1"/>
+    <w:lsdException w:name="Hashtag" w:semiHidden="1" w:unhideWhenUsed="1"/>
+    <w:lsdException w:name="Unresolved Mention" w:semiHidden="1" w:unhideWhenUsed="1"/>
+    <w:lsdException w:name="Smart Link" w:semiHidden="1" w:unhideWhenUsed="1"/>
   </w:latentStyles>
-  <w:style w:type="paragraph" w:styleId="Normal" w:default="1">
+  <w:style w:type="paragraph" w:default="1" w:styleId="Normal">
     <w:name w:val="Normal"/>
     <w:qFormat/>
   </w:style>
-  <w:style w:type="character" w:styleId="DefaultParagraphFont" w:default="1">
+  <w:style w:type="character" w:default="1" w:styleId="Fontepargpadro">
     <w:name w:val="Default Paragraph Font"/>
     <w:uiPriority w:val="1"/>
     <w:semiHidden/>
     <w:unhideWhenUsed/>
   </w:style>
-  <w:style w:type="table" w:styleId="TableNormal" w:default="1">
+  <w:style w:type="table" w:default="1" w:styleId="Tabelanormal">
     <w:name w:val="Normal Table"/>
     <w:uiPriority w:val="99"/>
     <w:semiHidden/>
@@ -956,7 +1010,7 @@
       </w:tblCellMar>
     </w:tblPr>
   </w:style>
-  <w:style w:type="numbering" w:styleId="NoList" w:default="1">
+  <w:style w:type="numbering" w:default="1" w:styleId="Semlista">
     <w:name w:val="No List"/>
     <w:uiPriority w:val="99"/>
     <w:semiHidden/>
@@ -966,7 +1020,7 @@
 </file>
 
 <file path=word/theme/theme1.xml><?xml version="1.0" encoding="utf-8"?>
-<a:theme xmlns:thm15="http://schemas.microsoft.com/office/thememl/2012/main" xmlns:a="http://schemas.openxmlformats.org/drawingml/2006/main" name="Office Theme">
+<a:theme xmlns:a="http://schemas.openxmlformats.org/drawingml/2006/main" name="Office Theme">
   <a:themeElements>
     <a:clrScheme name="Office">
       <a:dk1>
